--- a/output/投研舆情晨报_2026-09-19.docx
+++ b/output/投研舆情晨报_2026-09-19.docx
@@ -19,7 +19,7 @@
           <w:color w:val="8A939E"/>
           <w:sz w:val="18"/>
         </w:rPr>
-        <w:t>覆盖 6 家媒体 · 入库 6,810 条 · 去重后 2,154 条 · 识别热点 68 个</w:t>
+        <w:t>覆盖 6 家媒体 · 入库 7,202 条 · 去重后 1,980 条 · 识别热点 69 个</w:t>
       </w:r>
     </w:p>
     <w:p>
@@ -126,7 +126,7 @@
           </w:tcPr>
           <w:p>
             <w:r>
-              <w:t>0.820</w:t>
+              <w:t>0.906</w:t>
             </w:r>
           </w:p>
         </w:tc>
@@ -188,69 +188,7 @@
           </w:tcPr>
           <w:p>
             <w:r>
-              <w:t>0.808</w:t>
-            </w:r>
-          </w:p>
-        </w:tc>
-        <w:tc>
-          <w:tcPr>
-            <w:tcW w:type="dxa" w:w="1440"/>
-          </w:tcPr>
-          <w:p>
-            <w:r>
-              <w:t>爆点</w:t>
-            </w:r>
-          </w:p>
-        </w:tc>
-        <w:tc>
-          <w:tcPr>
-            <w:tcW w:type="dxa" w:w="1440"/>
-          </w:tcPr>
-          <w:p>
-            <w:r>
-              <w:t>国际市场</w:t>
-            </w:r>
-          </w:p>
-        </w:tc>
-        <w:tc>
-          <w:tcPr>
-            <w:tcW w:type="dxa" w:w="1440"/>
-          </w:tcPr>
-          <w:p>
-            <w:r>
-              <w:t>美联储加息落地，或不可简单理解为利空出尽——银华投顾每日观点</w:t>
-            </w:r>
-          </w:p>
-        </w:tc>
-        <w:tc>
-          <w:tcPr>
-            <w:tcW w:type="dxa" w:w="1440"/>
-          </w:tcPr>
-          <w:p>
-            <w:r>
-              <w:t>24/3</w:t>
-            </w:r>
-          </w:p>
-        </w:tc>
-      </w:tr>
-      <w:tr>
-        <w:tc>
-          <w:tcPr>
-            <w:tcW w:type="dxa" w:w="1440"/>
-          </w:tcPr>
-          <w:p>
-            <w:r>
-              <w:t>3</w:t>
-            </w:r>
-          </w:p>
-        </w:tc>
-        <w:tc>
-          <w:tcPr>
-            <w:tcW w:type="dxa" w:w="1440"/>
-          </w:tcPr>
-          <w:p>
-            <w:r>
-              <w:t>0.677</w:t>
+              <w:t>0.722</w:t>
             </w:r>
           </w:p>
         </w:tc>
@@ -302,7 +240,7 @@
           </w:tcPr>
           <w:p>
             <w:r>
-              <w:t>4</w:t>
+              <w:t>3</w:t>
             </w:r>
           </w:p>
         </w:tc>
@@ -312,7 +250,7 @@
           </w:tcPr>
           <w:p>
             <w:r>
-              <w:t>0.663</w:t>
+              <w:t>0.708</w:t>
             </w:r>
           </w:p>
         </w:tc>
@@ -364,7 +302,7 @@
           </w:tcPr>
           <w:p>
             <w:r>
-              <w:t>5</w:t>
+              <w:t>4</w:t>
             </w:r>
           </w:p>
         </w:tc>
@@ -374,7 +312,7 @@
           </w:tcPr>
           <w:p>
             <w:r>
-              <w:t>0.630</w:t>
+              <w:t>0.675</w:t>
             </w:r>
           </w:p>
         </w:tc>
@@ -426,7 +364,7 @@
           </w:tcPr>
           <w:p>
             <w:r>
-              <w:t>6</w:t>
+              <w:t>5</w:t>
             </w:r>
           </w:p>
         </w:tc>
@@ -436,7 +374,7 @@
           </w:tcPr>
           <w:p>
             <w:r>
-              <w:t>0.611</w:t>
+              <w:t>0.656</w:t>
             </w:r>
           </w:p>
         </w:tc>
@@ -488,7 +426,7 @@
           </w:tcPr>
           <w:p>
             <w:r>
-              <w:t>7</w:t>
+              <w:t>6</w:t>
             </w:r>
           </w:p>
         </w:tc>
@@ -498,7 +436,7 @@
           </w:tcPr>
           <w:p>
             <w:r>
-              <w:t>0.594</w:t>
+              <w:t>0.628</w:t>
             </w:r>
           </w:p>
         </w:tc>
@@ -508,7 +446,7 @@
           </w:tcPr>
           <w:p>
             <w:r>
-              <w:t>高热</w:t>
+              <w:t>爆点</w:t>
             </w:r>
           </w:p>
         </w:tc>
@@ -518,7 +456,7 @@
           </w:tcPr>
           <w:p>
             <w:r>
-              <w:t>大宗与能化</w:t>
+              <w:t>综合</w:t>
             </w:r>
           </w:p>
         </w:tc>
@@ -528,7 +466,7 @@
           </w:tcPr>
           <w:p>
             <w:r>
-              <w:t>商品期货开盘，原油主力合约跌超5%，液化气、焦煤跌超3%，燃</w:t>
+              <w:t>黄益平：随着人工智能技术的落地和创新，供强需弱矛盾或进一步加</w:t>
             </w:r>
           </w:p>
         </w:tc>
@@ -538,7 +476,7 @@
           </w:tcPr>
           <w:p>
             <w:r>
-              <w:t>8/3</w:t>
+              <w:t>9/2</w:t>
             </w:r>
           </w:p>
         </w:tc>
@@ -550,7 +488,7 @@
           </w:tcPr>
           <w:p>
             <w:r>
-              <w:t>8</w:t>
+              <w:t>7</w:t>
             </w:r>
           </w:p>
         </w:tc>
@@ -560,7 +498,7 @@
           </w:tcPr>
           <w:p>
             <w:r>
-              <w:t>0.570</w:t>
+              <w:t>0.614</w:t>
             </w:r>
           </w:p>
         </w:tc>
@@ -612,6 +550,68 @@
           </w:tcPr>
           <w:p>
             <w:r>
+              <w:t>8</w:t>
+            </w:r>
+          </w:p>
+        </w:tc>
+        <w:tc>
+          <w:tcPr>
+            <w:tcW w:type="dxa" w:w="1440"/>
+          </w:tcPr>
+          <w:p>
+            <w:r>
+              <w:t>0.610</w:t>
+            </w:r>
+          </w:p>
+        </w:tc>
+        <w:tc>
+          <w:tcPr>
+            <w:tcW w:type="dxa" w:w="1440"/>
+          </w:tcPr>
+          <w:p>
+            <w:r>
+              <w:t>高热</w:t>
+            </w:r>
+          </w:p>
+        </w:tc>
+        <w:tc>
+          <w:tcPr>
+            <w:tcW w:type="dxa" w:w="1440"/>
+          </w:tcPr>
+          <w:p>
+            <w:r>
+              <w:t>大宗与能化</w:t>
+            </w:r>
+          </w:p>
+        </w:tc>
+        <w:tc>
+          <w:tcPr>
+            <w:tcW w:type="dxa" w:w="1440"/>
+          </w:tcPr>
+          <w:p>
+            <w:r>
+              <w:t>商品期货开盘，原油主力合约跌超5%，液化气、焦煤跌超3%，燃</w:t>
+            </w:r>
+          </w:p>
+        </w:tc>
+        <w:tc>
+          <w:tcPr>
+            <w:tcW w:type="dxa" w:w="1440"/>
+          </w:tcPr>
+          <w:p>
+            <w:r>
+              <w:t>6/3</w:t>
+            </w:r>
+          </w:p>
+        </w:tc>
+      </w:tr>
+      <w:tr>
+        <w:tc>
+          <w:tcPr>
+            <w:tcW w:type="dxa" w:w="1440"/>
+          </w:tcPr>
+          <w:p>
+            <w:r>
               <w:t>9</w:t>
             </w:r>
           </w:p>
@@ -622,7 +622,7 @@
           </w:tcPr>
           <w:p>
             <w:r>
-              <w:t>0.524</w:t>
+              <w:t>0.567</w:t>
             </w:r>
           </w:p>
         </w:tc>
@@ -652,7 +652,7 @@
           </w:tcPr>
           <w:p>
             <w:r>
-              <w:t>两年期美债收益率创去年4月底以来新高，周五涨约8个基点，两年</w:t>
+              <w:t>油价短线拉升，报道：沙特告知欧洲炼油商，下月他们将不会获得原</w:t>
             </w:r>
           </w:p>
         </w:tc>
@@ -662,7 +662,7 @@
           </w:tcPr>
           <w:p>
             <w:r>
-              <w:t>6/2</w:t>
+              <w:t>5/3</w:t>
             </w:r>
           </w:p>
         </w:tc>
@@ -684,7 +684,7 @@
           </w:tcPr>
           <w:p>
             <w:r>
-              <w:t>0.507</w:t>
+              <w:t>0.555</w:t>
             </w:r>
           </w:p>
         </w:tc>
@@ -704,7 +704,7 @@
           </w:tcPr>
           <w:p>
             <w:r>
-              <w:t>生物医药</w:t>
+              <w:t>综合</w:t>
             </w:r>
           </w:p>
         </w:tc>
@@ -714,7 +714,7 @@
           </w:tcPr>
           <w:p>
             <w:r>
-              <w:t>李强主持召开国务院常务会议 部署实施医疗康复护理扩容提升工程</w:t>
+              <w:t>网信办加强涉企侵权信息管理 涉及歪曲解读企业家过往言论、拉踩</w:t>
             </w:r>
           </w:p>
         </w:tc>
@@ -724,7 +724,7 @@
           </w:tcPr>
           <w:p>
             <w:r>
-              <w:t>4/3</w:t>
+              <w:t>3/2</w:t>
             </w:r>
           </w:p>
         </w:tc>
@@ -755,7 +755,7 @@
           <w:color w:val="8A939E"/>
           <w:sz w:val="18"/>
         </w:rPr>
-        <w:t>热度 0.820（爆点）· 22 篇 / 3 家媒体 · 宏观政策</w:t>
+        <w:t>热度 0.906（爆点）· 22 篇 / 3 家媒体 · 宏观政策</w:t>
       </w:r>
     </w:p>
     <w:p>
@@ -767,7 +767,7 @@
         <w:t>事件概述：</w:t>
       </w:r>
       <w:r>
-        <w:t>「日本8月CPI(除生鲜食品)同比 1.7%，预期 1.8%，前值 1.8%。」由 22 篇报道聚合而成，覆盖 3 家媒体，热度 0.82（爆点），所属板块类目：宏观政策。</w:t>
+        <w:t>「日本8月CPI(除生鲜食品)同比 1.7%，预期 1.8%，前值 1.8%。」由 22 篇报道聚合而成，覆盖 3 家媒体，热度 0.906（爆点），所属板块类目：宏观政策。</w:t>
       </w:r>
     </w:p>
     <w:p>
@@ -779,7 +779,7 @@
         <w:t>关键信息：</w:t>
       </w:r>
       <w:r>
-        <w:t>日本8月CPI(除生鲜食品)同比 1.7%，预期 1.8%，前值 1.8%。；日本核心CPI连续60个月上涨；日本8月份全国消费者价格指数增速放缓 低于预期 日本央行利率加息预期保持不变</w:t>
+        <w:t>日本8月CPI(除生鲜食品)同比 1.7%，预期 1.8%，前值 1.8%。；日本8月份全国消费者价格指数增速放缓 低于预期 日本央行利率加息预期保持不变；日本核心CPI连续60个月上涨</w:t>
       </w:r>
     </w:p>
     <w:p>
@@ -812,81 +812,7 @@
           <w:color w:val="8A939E"/>
           <w:sz w:val="17"/>
         </w:rPr>
-        <w:t>引用：[1]日本8月CPI(除生鲜食品)同比 1.7%，预期 1 / [2]日本核心CPI连续60个月上涨 / [3]日本8月份全国消费者价格指数增速放缓 低于预期 日本 / [4]加拿大8月原材料价格指数环比 3.1%，预期 0.8</w:t>
-      </w:r>
-    </w:p>
-    <w:p>
-      <w:pPr>
-        <w:pStyle w:val="Heading2"/>
-      </w:pPr>
-      <w:r>
-        <w:t>美联储加息落地，或不可简单理解为利空出尽——银华投顾每日观点2026.9.17</w:t>
-      </w:r>
-    </w:p>
-    <w:p>
-      <w:r>
-        <w:rPr>
-          <w:color w:val="8A939E"/>
-          <w:sz w:val="18"/>
-        </w:rPr>
-        <w:t>热度 0.808（爆点）· 24 篇 / 3 家媒体 · 国际市场</w:t>
-      </w:r>
-    </w:p>
-    <w:p>
-      <w:r>
-        <w:rPr>
-          <w:b/>
-          <w:color w:val="16324F"/>
-        </w:rPr>
-        <w:t>事件概述：</w:t>
-      </w:r>
-      <w:r>
-        <w:t>「美联储加息落地，或不可简单理解为利空出尽——银华投顾每日观点2026.9.17」由 24 篇报道聚合而成，覆盖 3 家媒体，热度 0.808（爆点），所属板块类目：国际市场。</w:t>
-      </w:r>
-    </w:p>
-    <w:p>
-      <w:r>
-        <w:rPr>
-          <w:b/>
-          <w:color w:val="16324F"/>
-        </w:rPr>
-        <w:t>关键信息：</w:t>
-      </w:r>
-      <w:r>
-        <w:t>美联储加息落地，或不可简单理解为利空出尽——银华投顾每日观点2026.9.17；【宏观】美联储加息落地，但不是结束；光大期货0918黄金点评：美联储加息落地，黄金是否利空出尽？</w:t>
-      </w:r>
-    </w:p>
-    <w:p>
-      <w:r>
-        <w:rPr>
-          <w:b/>
-          <w:color w:val="16324F"/>
-        </w:rPr>
-        <w:t>市场影响：</w:t>
-      </w:r>
-      <w:r>
-        <w:t>关联板块代码：BK0464。（LLM 不可用，未生成研判，以上为检索与统计事实）</w:t>
-      </w:r>
-    </w:p>
-    <w:p>
-      <w:r>
-        <w:rPr>
-          <w:b/>
-          <w:color w:val="16324F"/>
-        </w:rPr>
-        <w:t>关注要点：</w:t>
-      </w:r>
-      <w:r>
-        <w:t>建议人工复核该事件的后续进展与板块联动。</w:t>
-      </w:r>
-    </w:p>
-    <w:p>
-      <w:r>
-        <w:rPr>
-          <w:color w:val="8A939E"/>
-          <w:sz w:val="17"/>
-        </w:rPr>
-        <w:t>引用：[1]美联储加息落地，或不可简单理解为利空出尽——银华投顾 / [2]【宏观】美联储加息落地，但不是结束 / [3]光大期货0918黄金点评：美联储加息落地，黄金是否利 / [4]美联储加息落地，机构：金价下行空间有限</w:t>
+        <w:t>引用：[1]日本8月CPI(除生鲜食品)同比 1.7%，预期 1 / [2]日本8月份全国消费者价格指数增速放缓 低于预期 日本 / [3]日本核心CPI连续60个月上涨 / [4]加拿大8月原材料价格指数环比 3.1%，预期 0.8</w:t>
       </w:r>
     </w:p>
     <w:p>
@@ -903,7 +829,7 @@
           <w:color w:val="8A939E"/>
           <w:sz w:val="18"/>
         </w:rPr>
-        <w:t>热度 0.677（爆点）· 9 篇 / 4 家媒体 · 国际市场</w:t>
+        <w:t>热度 0.722（爆点）· 9 篇 / 4 家媒体 · 国际市场</w:t>
       </w:r>
     </w:p>
     <w:p>
@@ -915,7 +841,7 @@
         <w:t>事件概述：</w:t>
       </w:r>
       <w:r>
-        <w:t>「人民币升破6.7关口！多重因素构成强支撑 业内预计全年人民币汇率走势或“先升后稳”」由 9 篇报道聚合而成，覆盖 4 家媒体，热度 0.677（爆点），所属板块类目：国际市场。</w:t>
+        <w:t>「人民币升破6.7关口！多重因素构成强支撑 业内预计全年人民币汇率走势或“先升后稳”」由 9 篇报道聚合而成，覆盖 4 家媒体，热度 0.722（爆点），所属板块类目：国际市场。</w:t>
       </w:r>
     </w:p>
     <w:p>
@@ -977,7 +903,7 @@
           <w:color w:val="8A939E"/>
           <w:sz w:val="18"/>
         </w:rPr>
-        <w:t>热度 0.663（爆点）· 11 篇 / 3 家媒体 · 综合</w:t>
+        <w:t>热度 0.708（爆点）· 11 篇 / 3 家媒体 · 综合</w:t>
       </w:r>
     </w:p>
     <w:p>
@@ -989,7 +915,7 @@
         <w:t>事件概述：</w:t>
       </w:r>
       <w:r>
-        <w:t>「上交所：新股沈鼓集团股票价格大幅波动 依规对相关投资者采取了暂停账户交易等自律监管措施」由 11 篇报道聚合而成，覆盖 3 家媒体，热度 0.663（爆点），所属板块类目：综合。</w:t>
+        <w:t>「上交所：新股沈鼓集团股票价格大幅波动 依规对相关投资者采取了暂停账户交易等自律监管措施」由 11 篇报道聚合而成，覆盖 3 家媒体，热度 0.708（爆点），所属板块类目：综合。</w:t>
       </w:r>
     </w:p>
     <w:p>
@@ -1051,7 +977,7 @@
           <w:color w:val="8A939E"/>
           <w:sz w:val="18"/>
         </w:rPr>
-        <w:t>热度 0.630（爆点）· 9 篇 / 3 家媒体 · 综合</w:t>
+        <w:t>热度 0.675（爆点）· 9 篇 / 3 家媒体 · 综合</w:t>
       </w:r>
     </w:p>
     <w:p>
@@ -1063,7 +989,7 @@
         <w:t>事件概述：</w:t>
       </w:r>
       <w:r>
-        <w:t>「澳洲联储主席布洛克：多项指标持续表明，劳动力市场状况依旧接近且略紧于充分就业水平」由 9 篇报道聚合而成，覆盖 3 家媒体，热度 0.63（爆点），所属板块类目：综合。</w:t>
+        <w:t>「澳洲联储主席布洛克：多项指标持续表明，劳动力市场状况依旧接近且略紧于充分就业水平」由 9 篇报道聚合而成，覆盖 3 家媒体，热度 0.675（爆点），所属板块类目：综合。</w:t>
       </w:r>
     </w:p>
     <w:p>
@@ -1113,6 +1039,80 @@
     </w:p>
     <w:p>
       <w:pPr>
+        <w:pStyle w:val="Heading2"/>
+      </w:pPr>
+      <w:r>
+        <w:t>伯克希尔·哈撒韦任命沃伦·巴菲特为名誉董事长，霍华德·巴菲特任董事长</w:t>
+      </w:r>
+    </w:p>
+    <w:p>
+      <w:r>
+        <w:rPr>
+          <w:color w:val="8A939E"/>
+          <w:sz w:val="18"/>
+        </w:rPr>
+        <w:t>热度 0.656（爆点）· 8 篇 / 3 家媒体 · 综合</w:t>
+      </w:r>
+    </w:p>
+    <w:p>
+      <w:r>
+        <w:rPr>
+          <w:b/>
+          <w:color w:val="16324F"/>
+        </w:rPr>
+        <w:t>事件概述：</w:t>
+      </w:r>
+      <w:r>
+        <w:t>「伯克希尔·哈撒韦任命沃伦·巴菲特为名誉董事长，霍华德·巴菲特任董事长」由 8 篇报道聚合而成，覆盖 3 家媒体，热度 0.656（爆点），所属板块类目：综合。</w:t>
+      </w:r>
+    </w:p>
+    <w:p>
+      <w:r>
+        <w:rPr>
+          <w:b/>
+          <w:color w:val="16324F"/>
+        </w:rPr>
+        <w:t>关键信息：</w:t>
+      </w:r>
+      <w:r>
+        <w:t>伯克希尔·哈撒韦任命沃伦·巴菲特为名誉董事长，霍华德·巴菲特任董事长；沃伦·巴菲特卸任伯克希尔-哈撒韦董事长；霍华德・巴菲特是谁？伯克希尔‑哈撒韦新任董事长</w:t>
+      </w:r>
+    </w:p>
+    <w:p>
+      <w:r>
+        <w:rPr>
+          <w:b/>
+          <w:color w:val="16324F"/>
+        </w:rPr>
+        <w:t>市场影响：</w:t>
+      </w:r>
+      <w:r>
+        <w:t>关联板块代码：本簇未携带板块标签。（LLM 不可用，未生成研判，以上为检索与统计事实）</w:t>
+      </w:r>
+    </w:p>
+    <w:p>
+      <w:r>
+        <w:rPr>
+          <w:b/>
+          <w:color w:val="16324F"/>
+        </w:rPr>
+        <w:t>关注要点：</w:t>
+      </w:r>
+      <w:r>
+        <w:t>建议人工复核该事件的后续进展与板块联动。</w:t>
+      </w:r>
+    </w:p>
+    <w:p>
+      <w:r>
+        <w:rPr>
+          <w:color w:val="8A939E"/>
+          <w:sz w:val="17"/>
+        </w:rPr>
+        <w:t>引用：[1]伯克希尔·哈撒韦任命沃伦·巴菲特为名誉董事长，霍华德 / [2]沃伦·巴菲特卸任伯克希尔-哈撒韦董事长 / [3]霍华德・巴菲特是谁？伯克希尔‑哈撒韦新任董事长 / [4]巴菲特卸任伯克希尔董事长：“时间老人终将获胜”</w:t>
+      </w:r>
+    </w:p>
+    <w:p>
+      <w:pPr>
         <w:pStyle w:val="Heading1"/>
       </w:pPr>
       <w:r>
@@ -1127,7 +1127,7 @@
         <w:pStyle w:val="ListBullet"/>
       </w:pPr>
       <w:r>
-        <w:t>采集：6 家媒体公开接口，累计入库 6,810 条</w:t>
+        <w:t>采集：6 家媒体公开接口，累计入库 7,202 条</w:t>
       </w:r>
     </w:p>
     <w:p>
@@ -1135,7 +1135,7 @@
         <w:pStyle w:val="ListBullet"/>
       </w:pPr>
       <w:r>
-        <w:t>三层去重：2,452 → 2,154 条（精确124/SimHash6/语义168）</w:t>
+        <w:t>三层去重：2,295 → 1,980 条（精确148/SimHash10/语义157）</w:t>
       </w:r>
     </w:p>
     <w:p>
